--- a/Knowledge/3-Work knowledge/1-Software Engineering/2-Testing/5-My Source/1-ISTQB Foundation Level/5-Test Management/3-Layers of the Test Pyramid/4-UI _ End-to-End Tests.docx
+++ b/Knowledge/3-Work knowledge/1-Software Engineering/2-Testing/5-My Source/1-ISTQB Foundation Level/5-Test Management/3-Layers of the Test Pyramid/4-UI _ End-to-End Tests.docx
@@ -34,48 +34,39 @@
       </w:pPr>
       <w:r>
         <w:rPr>
-          <w:b/>
+          <w:rFonts w:ascii="Arial" w:eastAsia="Arial" w:hAnsi="Arial"/>
+          <w:sz w:val="18"/>
+          <w:highlight w:val="lightGray"/>
           <w:shd w:val="clear" w:color="auto" w:fill="B7B7B7"/>
         </w:rPr>
-        <w:t># Source</w:t>
-      </w:r>
-      <w:r>
-        <w:rPr>
+        <w:t xml:space="preserve"># Source: Chatgot </w:t>
+      </w:r>
+      <w:r>
+        <w:rPr>
+          <w:rFonts w:ascii="Arial" w:eastAsia="Arial" w:hAnsi="Arial"/>
+          <w:sz w:val="18"/>
+          <w:szCs w:val="14"/>
+          <w:highlight w:val="lightGray"/>
           <w:shd w:val="clear" w:color="auto" w:fill="B7B7B7"/>
         </w:rPr>
-        <w:t xml:space="preserve">: </w:t>
-      </w:r>
-      <w:r>
-        <w:rPr>
-          <w:b/>
+        <w:t>(GPT</w:t>
+      </w:r>
+      <w:r>
+        <w:rPr>
+          <w:rFonts w:ascii="Arial" w:eastAsia="Arial" w:hAnsi="Arial" w:cs="Cambria Math"/>
+          <w:sz w:val="18"/>
+          <w:szCs w:val="14"/>
+          <w:highlight w:val="lightGray"/>
           <w:shd w:val="clear" w:color="auto" w:fill="B7B7B7"/>
         </w:rPr>
-        <w:t xml:space="preserve">Chatgot </w:t>
-      </w:r>
-      <w:r>
-        <w:rPr>
-          <w:b/>
-          <w:sz w:val="14"/>
+        <w:t>‑</w:t>
+      </w:r>
+      <w:r>
+        <w:rPr>
+          <w:rFonts w:ascii="Arial" w:eastAsia="Arial" w:hAnsi="Arial"/>
+          <w:sz w:val="18"/>
           <w:szCs w:val="14"/>
-          <w:shd w:val="clear" w:color="auto" w:fill="B7B7B7"/>
-        </w:rPr>
-        <w:t>(GPT</w:t>
-      </w:r>
-      <w:r>
-        <w:rPr>
-          <w:rFonts w:ascii="Cambria Math" w:hAnsi="Cambria Math" w:cs="Cambria Math"/>
-          <w:b/>
-          <w:sz w:val="14"/>
-          <w:szCs w:val="14"/>
-          <w:shd w:val="clear" w:color="auto" w:fill="B7B7B7"/>
-        </w:rPr>
-        <w:t>‑</w:t>
-      </w:r>
-      <w:r>
-        <w:rPr>
-          <w:b/>
-          <w:sz w:val="14"/>
-          <w:szCs w:val="14"/>
+          <w:highlight w:val="lightGray"/>
           <w:shd w:val="clear" w:color="auto" w:fill="B7B7B7"/>
         </w:rPr>
         <w:t>5 Mini) at [8/18/2025]</w:t>
@@ -176,7 +167,7 @@
     </w:p>
     <w:p>
       <w:r>
-        <w:pict w14:anchorId="75648B4F">
+        <w:pict w14:anchorId="2479E192">
           <v:rect id="_x0000_i1025" style="width:0;height:1.5pt" o:hralign="center" o:hrstd="t" o:hr="t" fillcolor="#a0a0a0" stroked="f"/>
         </w:pict>
       </w:r>
@@ -200,48 +191,39 @@
       </w:pPr>
       <w:r>
         <w:rPr>
-          <w:b/>
+          <w:rFonts w:ascii="Arial" w:eastAsia="Arial" w:hAnsi="Arial"/>
+          <w:sz w:val="18"/>
+          <w:highlight w:val="lightGray"/>
           <w:shd w:val="clear" w:color="auto" w:fill="B7B7B7"/>
         </w:rPr>
-        <w:t># Source</w:t>
-      </w:r>
-      <w:r>
-        <w:rPr>
+        <w:t xml:space="preserve"># Source: Chatgot </w:t>
+      </w:r>
+      <w:r>
+        <w:rPr>
+          <w:rFonts w:ascii="Arial" w:eastAsia="Arial" w:hAnsi="Arial"/>
+          <w:sz w:val="18"/>
+          <w:szCs w:val="14"/>
+          <w:highlight w:val="lightGray"/>
           <w:shd w:val="clear" w:color="auto" w:fill="B7B7B7"/>
         </w:rPr>
-        <w:t xml:space="preserve">: </w:t>
-      </w:r>
-      <w:r>
-        <w:rPr>
-          <w:b/>
+        <w:t>(GPT</w:t>
+      </w:r>
+      <w:r>
+        <w:rPr>
+          <w:rFonts w:ascii="Arial" w:eastAsia="Arial" w:hAnsi="Arial" w:cs="Cambria Math"/>
+          <w:sz w:val="18"/>
+          <w:szCs w:val="14"/>
+          <w:highlight w:val="lightGray"/>
           <w:shd w:val="clear" w:color="auto" w:fill="B7B7B7"/>
         </w:rPr>
-        <w:t xml:space="preserve">Chatgot </w:t>
-      </w:r>
-      <w:r>
-        <w:rPr>
-          <w:b/>
-          <w:sz w:val="14"/>
+        <w:t>‑</w:t>
+      </w:r>
+      <w:r>
+        <w:rPr>
+          <w:rFonts w:ascii="Arial" w:eastAsia="Arial" w:hAnsi="Arial"/>
+          <w:sz w:val="18"/>
           <w:szCs w:val="14"/>
-          <w:shd w:val="clear" w:color="auto" w:fill="B7B7B7"/>
-        </w:rPr>
-        <w:t>(GPT</w:t>
-      </w:r>
-      <w:r>
-        <w:rPr>
-          <w:rFonts w:ascii="Cambria Math" w:hAnsi="Cambria Math" w:cs="Cambria Math"/>
-          <w:b/>
-          <w:sz w:val="14"/>
-          <w:szCs w:val="14"/>
-          <w:shd w:val="clear" w:color="auto" w:fill="B7B7B7"/>
-        </w:rPr>
-        <w:t>‑</w:t>
-      </w:r>
-      <w:r>
-        <w:rPr>
-          <w:b/>
-          <w:sz w:val="14"/>
-          <w:szCs w:val="14"/>
+          <w:highlight w:val="lightGray"/>
           <w:shd w:val="clear" w:color="auto" w:fill="B7B7B7"/>
         </w:rPr>
         <w:t>5 Mini) at [8/18/2025]</w:t>
@@ -253,7 +235,7 @@
           <w:ilvl w:val="0"/>
           <w:numId w:val="1"/>
         </w:numPr>
-        <w:spacing w:before="240"/>
+        <w:spacing w:before="240" w:after="0" w:line="276" w:lineRule="auto"/>
       </w:pPr>
       <w:r>
         <w:rPr>
@@ -281,6 +263,7 @@
           <w:ilvl w:val="0"/>
           <w:numId w:val="1"/>
         </w:numPr>
+        <w:spacing w:after="0" w:line="276" w:lineRule="auto"/>
       </w:pPr>
       <w:r>
         <w:rPr>
@@ -308,6 +291,7 @@
           <w:ilvl w:val="0"/>
           <w:numId w:val="1"/>
         </w:numPr>
+        <w:spacing w:after="0" w:line="276" w:lineRule="auto"/>
       </w:pPr>
       <w:r>
         <w:rPr>
@@ -335,6 +319,7 @@
           <w:ilvl w:val="0"/>
           <w:numId w:val="1"/>
         </w:numPr>
+        <w:spacing w:after="0" w:line="276" w:lineRule="auto"/>
       </w:pPr>
       <w:r>
         <w:rPr>
@@ -362,7 +347,7 @@
           <w:ilvl w:val="0"/>
           <w:numId w:val="1"/>
         </w:numPr>
-        <w:spacing w:after="240"/>
+        <w:spacing w:after="240" w:line="276" w:lineRule="auto"/>
       </w:pPr>
       <w:r>
         <w:rPr>
@@ -386,7 +371,7 @@
     </w:p>
     <w:p>
       <w:r>
-        <w:pict w14:anchorId="2D41433F">
+        <w:pict w14:anchorId="72CF5A6E">
           <v:rect id="_x0000_i1026" style="width:0;height:1.5pt" o:hralign="center" o:hrstd="t" o:hr="t" fillcolor="#a0a0a0" stroked="f"/>
         </w:pict>
       </w:r>
@@ -410,48 +395,39 @@
       </w:pPr>
       <w:r>
         <w:rPr>
-          <w:b/>
+          <w:rFonts w:ascii="Arial" w:eastAsia="Arial" w:hAnsi="Arial"/>
+          <w:sz w:val="18"/>
+          <w:highlight w:val="lightGray"/>
           <w:shd w:val="clear" w:color="auto" w:fill="B7B7B7"/>
         </w:rPr>
-        <w:t># Source</w:t>
-      </w:r>
-      <w:r>
-        <w:rPr>
+        <w:t xml:space="preserve"># Source: Chatgot </w:t>
+      </w:r>
+      <w:r>
+        <w:rPr>
+          <w:rFonts w:ascii="Arial" w:eastAsia="Arial" w:hAnsi="Arial"/>
+          <w:sz w:val="18"/>
+          <w:szCs w:val="14"/>
+          <w:highlight w:val="lightGray"/>
           <w:shd w:val="clear" w:color="auto" w:fill="B7B7B7"/>
         </w:rPr>
-        <w:t xml:space="preserve">: </w:t>
-      </w:r>
-      <w:r>
-        <w:rPr>
-          <w:b/>
+        <w:t>(GPT</w:t>
+      </w:r>
+      <w:r>
+        <w:rPr>
+          <w:rFonts w:ascii="Arial" w:eastAsia="Arial" w:hAnsi="Arial" w:cs="Cambria Math"/>
+          <w:sz w:val="18"/>
+          <w:szCs w:val="14"/>
+          <w:highlight w:val="lightGray"/>
           <w:shd w:val="clear" w:color="auto" w:fill="B7B7B7"/>
         </w:rPr>
-        <w:t xml:space="preserve">Chatgot </w:t>
-      </w:r>
-      <w:r>
-        <w:rPr>
-          <w:b/>
-          <w:sz w:val="14"/>
+        <w:t>‑</w:t>
+      </w:r>
+      <w:r>
+        <w:rPr>
+          <w:rFonts w:ascii="Arial" w:eastAsia="Arial" w:hAnsi="Arial"/>
+          <w:sz w:val="18"/>
           <w:szCs w:val="14"/>
-          <w:shd w:val="clear" w:color="auto" w:fill="B7B7B7"/>
-        </w:rPr>
-        <w:t>(GPT</w:t>
-      </w:r>
-      <w:r>
-        <w:rPr>
-          <w:rFonts w:ascii="Cambria Math" w:hAnsi="Cambria Math" w:cs="Cambria Math"/>
-          <w:b/>
-          <w:sz w:val="14"/>
-          <w:szCs w:val="14"/>
-          <w:shd w:val="clear" w:color="auto" w:fill="B7B7B7"/>
-        </w:rPr>
-        <w:t>‑</w:t>
-      </w:r>
-      <w:r>
-        <w:rPr>
-          <w:b/>
-          <w:sz w:val="14"/>
-          <w:szCs w:val="14"/>
+          <w:highlight w:val="lightGray"/>
           <w:shd w:val="clear" w:color="auto" w:fill="B7B7B7"/>
         </w:rPr>
         <w:t>5 Mini) at [8/18/2025]</w:t>
@@ -463,7 +439,7 @@
           <w:ilvl w:val="0"/>
           <w:numId w:val="2"/>
         </w:numPr>
-        <w:spacing w:before="240"/>
+        <w:spacing w:before="240" w:after="0" w:line="276" w:lineRule="auto"/>
       </w:pPr>
       <w:r>
         <w:rPr>
@@ -497,12 +473,12 @@
           <w:ilvl w:val="0"/>
           <w:numId w:val="2"/>
         </w:numPr>
-      </w:pPr>
-      <w:r>
-        <w:rPr>
-          <w:rFonts w:ascii="Roboto Mono" w:eastAsia="Roboto Mono" w:hAnsi="Roboto Mono" w:cs="Roboto Mono"/>
-        </w:rPr>
-        <w:lastRenderedPageBreak/>
+        <w:spacing w:after="0" w:line="276" w:lineRule="auto"/>
+      </w:pPr>
+      <w:r>
+        <w:rPr>
+          <w:rFonts w:ascii="Roboto Mono" w:eastAsia="Roboto Mono" w:hAnsi="Roboto Mono" w:cs="Roboto Mono"/>
+        </w:rPr>
         <w:t xml:space="preserve">Validate </w:t>
       </w:r>
       <w:r>
@@ -531,6 +507,7 @@
           <w:ilvl w:val="0"/>
           <w:numId w:val="2"/>
         </w:numPr>
+        <w:spacing w:after="0" w:line="276" w:lineRule="auto"/>
         <w:rPr>
           <w:rFonts w:ascii="Roboto Mono" w:eastAsia="Roboto Mono" w:hAnsi="Roboto Mono" w:cs="Roboto Mono"/>
         </w:rPr>
@@ -554,7 +531,7 @@
           <w:ilvl w:val="0"/>
           <w:numId w:val="2"/>
         </w:numPr>
-        <w:spacing w:after="240"/>
+        <w:spacing w:after="240" w:line="276" w:lineRule="auto"/>
       </w:pPr>
       <w:r>
         <w:rPr>
@@ -581,7 +558,7 @@
     </w:p>
     <w:p>
       <w:r>
-        <w:pict w14:anchorId="3BBD90F1">
+        <w:pict w14:anchorId="17CD173D">
           <v:rect id="_x0000_i1027" style="width:0;height:1.5pt" o:hralign="center" o:hrstd="t" o:hr="t" fillcolor="#a0a0a0" stroked="f"/>
         </w:pict>
       </w:r>
@@ -605,48 +582,39 @@
       </w:pPr>
       <w:r>
         <w:rPr>
-          <w:b/>
+          <w:rFonts w:ascii="Arial" w:eastAsia="Arial" w:hAnsi="Arial"/>
+          <w:sz w:val="18"/>
+          <w:highlight w:val="lightGray"/>
           <w:shd w:val="clear" w:color="auto" w:fill="B7B7B7"/>
         </w:rPr>
-        <w:t># Source</w:t>
-      </w:r>
-      <w:r>
-        <w:rPr>
+        <w:t xml:space="preserve"># Source: Chatgot </w:t>
+      </w:r>
+      <w:r>
+        <w:rPr>
+          <w:rFonts w:ascii="Arial" w:eastAsia="Arial" w:hAnsi="Arial"/>
+          <w:sz w:val="18"/>
+          <w:szCs w:val="14"/>
+          <w:highlight w:val="lightGray"/>
           <w:shd w:val="clear" w:color="auto" w:fill="B7B7B7"/>
         </w:rPr>
-        <w:t xml:space="preserve">: </w:t>
-      </w:r>
-      <w:r>
-        <w:rPr>
-          <w:b/>
+        <w:t>(GPT</w:t>
+      </w:r>
+      <w:r>
+        <w:rPr>
+          <w:rFonts w:ascii="Arial" w:eastAsia="Arial" w:hAnsi="Arial" w:cs="Cambria Math"/>
+          <w:sz w:val="18"/>
+          <w:szCs w:val="14"/>
+          <w:highlight w:val="lightGray"/>
           <w:shd w:val="clear" w:color="auto" w:fill="B7B7B7"/>
         </w:rPr>
-        <w:t xml:space="preserve">Chatgot </w:t>
-      </w:r>
-      <w:r>
-        <w:rPr>
-          <w:b/>
-          <w:sz w:val="14"/>
+        <w:t>‑</w:t>
+      </w:r>
+      <w:r>
+        <w:rPr>
+          <w:rFonts w:ascii="Arial" w:eastAsia="Arial" w:hAnsi="Arial"/>
+          <w:sz w:val="18"/>
           <w:szCs w:val="14"/>
-          <w:shd w:val="clear" w:color="auto" w:fill="B7B7B7"/>
-        </w:rPr>
-        <w:t>(GPT</w:t>
-      </w:r>
-      <w:r>
-        <w:rPr>
-          <w:rFonts w:ascii="Cambria Math" w:hAnsi="Cambria Math" w:cs="Cambria Math"/>
-          <w:b/>
-          <w:sz w:val="14"/>
-          <w:szCs w:val="14"/>
-          <w:shd w:val="clear" w:color="auto" w:fill="B7B7B7"/>
-        </w:rPr>
-        <w:t>‑</w:t>
-      </w:r>
-      <w:r>
-        <w:rPr>
-          <w:b/>
-          <w:sz w:val="14"/>
-          <w:szCs w:val="14"/>
+          <w:highlight w:val="lightGray"/>
           <w:shd w:val="clear" w:color="auto" w:fill="B7B7B7"/>
         </w:rPr>
         <w:t>5 Mini) at [8/18/2025]</w:t>
@@ -658,7 +626,7 @@
           <w:ilvl w:val="0"/>
           <w:numId w:val="4"/>
         </w:numPr>
-        <w:spacing w:before="240"/>
+        <w:spacing w:before="240" w:after="0" w:line="276" w:lineRule="auto"/>
         <w:rPr>
           <w:rFonts w:ascii="Roboto Mono" w:eastAsia="Roboto Mono" w:hAnsi="Roboto Mono" w:cs="Roboto Mono"/>
         </w:rPr>
@@ -684,6 +652,7 @@
           <w:ilvl w:val="1"/>
           <w:numId w:val="4"/>
         </w:numPr>
+        <w:spacing w:after="0" w:line="276" w:lineRule="auto"/>
         <w:rPr>
           <w:rFonts w:ascii="Roboto Mono" w:eastAsia="Roboto Mono" w:hAnsi="Roboto Mono" w:cs="Roboto Mono"/>
         </w:rPr>
@@ -707,6 +676,7 @@
           <w:ilvl w:val="0"/>
           <w:numId w:val="4"/>
         </w:numPr>
+        <w:spacing w:after="0" w:line="276" w:lineRule="auto"/>
         <w:rPr>
           <w:rFonts w:ascii="Roboto Mono" w:eastAsia="Roboto Mono" w:hAnsi="Roboto Mono" w:cs="Roboto Mono"/>
         </w:rPr>
@@ -732,6 +702,7 @@
           <w:ilvl w:val="1"/>
           <w:numId w:val="4"/>
         </w:numPr>
+        <w:spacing w:after="0" w:line="276" w:lineRule="auto"/>
         <w:rPr>
           <w:rFonts w:ascii="Roboto Mono" w:eastAsia="Roboto Mono" w:hAnsi="Roboto Mono" w:cs="Roboto Mono"/>
         </w:rPr>
@@ -755,6 +726,7 @@
           <w:ilvl w:val="0"/>
           <w:numId w:val="4"/>
         </w:numPr>
+        <w:spacing w:after="0" w:line="276" w:lineRule="auto"/>
         <w:rPr>
           <w:rFonts w:ascii="Roboto Mono" w:eastAsia="Roboto Mono" w:hAnsi="Roboto Mono" w:cs="Roboto Mono"/>
         </w:rPr>
@@ -780,7 +752,7 @@
           <w:ilvl w:val="1"/>
           <w:numId w:val="4"/>
         </w:numPr>
-        <w:spacing w:after="240"/>
+        <w:spacing w:after="240" w:line="276" w:lineRule="auto"/>
         <w:rPr>
           <w:rFonts w:ascii="Roboto Mono" w:eastAsia="Roboto Mono" w:hAnsi="Roboto Mono" w:cs="Roboto Mono"/>
         </w:rPr>
@@ -800,7 +772,7 @@
     </w:p>
     <w:p>
       <w:r>
-        <w:pict w14:anchorId="726E4B35">
+        <w:pict w14:anchorId="32013A94">
           <v:rect id="_x0000_i1028" style="width:0;height:1.5pt" o:hralign="center" o:hrstd="t" o:hr="t" fillcolor="#a0a0a0" stroked="f"/>
         </w:pict>
       </w:r>
@@ -824,48 +796,39 @@
       </w:pPr>
       <w:r>
         <w:rPr>
-          <w:b/>
+          <w:rFonts w:ascii="Arial" w:eastAsia="Arial" w:hAnsi="Arial"/>
+          <w:sz w:val="18"/>
+          <w:highlight w:val="lightGray"/>
           <w:shd w:val="clear" w:color="auto" w:fill="B7B7B7"/>
         </w:rPr>
-        <w:t># Source</w:t>
-      </w:r>
-      <w:r>
-        <w:rPr>
+        <w:t xml:space="preserve"># Source: Chatgot </w:t>
+      </w:r>
+      <w:r>
+        <w:rPr>
+          <w:rFonts w:ascii="Arial" w:eastAsia="Arial" w:hAnsi="Arial"/>
+          <w:sz w:val="18"/>
+          <w:szCs w:val="14"/>
+          <w:highlight w:val="lightGray"/>
           <w:shd w:val="clear" w:color="auto" w:fill="B7B7B7"/>
         </w:rPr>
-        <w:t xml:space="preserve">: </w:t>
-      </w:r>
-      <w:r>
-        <w:rPr>
-          <w:b/>
+        <w:t>(GPT</w:t>
+      </w:r>
+      <w:r>
+        <w:rPr>
+          <w:rFonts w:ascii="Arial" w:eastAsia="Arial" w:hAnsi="Arial" w:cs="Cambria Math"/>
+          <w:sz w:val="18"/>
+          <w:szCs w:val="14"/>
+          <w:highlight w:val="lightGray"/>
           <w:shd w:val="clear" w:color="auto" w:fill="B7B7B7"/>
         </w:rPr>
-        <w:t xml:space="preserve">Chatgot </w:t>
-      </w:r>
-      <w:r>
-        <w:rPr>
-          <w:b/>
-          <w:sz w:val="14"/>
+        <w:t>‑</w:t>
+      </w:r>
+      <w:r>
+        <w:rPr>
+          <w:rFonts w:ascii="Arial" w:eastAsia="Arial" w:hAnsi="Arial"/>
+          <w:sz w:val="18"/>
           <w:szCs w:val="14"/>
-          <w:shd w:val="clear" w:color="auto" w:fill="B7B7B7"/>
-        </w:rPr>
-        <w:t>(GPT</w:t>
-      </w:r>
-      <w:r>
-        <w:rPr>
-          <w:rFonts w:ascii="Cambria Math" w:hAnsi="Cambria Math" w:cs="Cambria Math"/>
-          <w:b/>
-          <w:sz w:val="14"/>
-          <w:szCs w:val="14"/>
-          <w:shd w:val="clear" w:color="auto" w:fill="B7B7B7"/>
-        </w:rPr>
-        <w:t>‑</w:t>
-      </w:r>
-      <w:r>
-        <w:rPr>
-          <w:b/>
-          <w:sz w:val="14"/>
-          <w:szCs w:val="14"/>
+          <w:highlight w:val="lightGray"/>
           <w:shd w:val="clear" w:color="auto" w:fill="B7B7B7"/>
         </w:rPr>
         <w:t>5 Mini) at [8/18/2025]</w:t>
@@ -877,7 +840,7 @@
           <w:ilvl w:val="0"/>
           <w:numId w:val="3"/>
         </w:numPr>
-        <w:spacing w:before="240"/>
+        <w:spacing w:before="240" w:after="0" w:line="276" w:lineRule="auto"/>
       </w:pPr>
       <w:r>
         <w:rPr>
@@ -905,6 +868,7 @@
           <w:ilvl w:val="0"/>
           <w:numId w:val="3"/>
         </w:numPr>
+        <w:spacing w:after="0" w:line="276" w:lineRule="auto"/>
       </w:pPr>
       <w:r>
         <w:rPr>
@@ -932,7 +896,7 @@
           <w:ilvl w:val="0"/>
           <w:numId w:val="3"/>
         </w:numPr>
-        <w:spacing w:after="240"/>
+        <w:spacing w:after="240" w:line="276" w:lineRule="auto"/>
       </w:pPr>
       <w:r>
         <w:rPr>
@@ -956,7 +920,7 @@
     </w:p>
     <w:p>
       <w:r>
-        <w:pict w14:anchorId="0C483268">
+        <w:pict w14:anchorId="74311B2D">
           <v:rect id="_x0000_i1029" style="width:0;height:1.5pt" o:hralign="center" o:hrstd="t" o:hr="t" fillcolor="#a0a0a0" stroked="f"/>
         </w:pict>
       </w:r>
@@ -971,7 +935,6 @@
       <w:bookmarkStart w:id="6" w:name="_5j1dnxmvh413" w:colFirst="0" w:colLast="0"/>
       <w:bookmarkEnd w:id="6"/>
       <w:r>
-        <w:lastRenderedPageBreak/>
         <w:t>🔹 Role in the Pyramid</w:t>
       </w:r>
     </w:p>
@@ -981,48 +944,39 @@
       </w:pPr>
       <w:r>
         <w:rPr>
-          <w:b/>
+          <w:rFonts w:ascii="Arial" w:eastAsia="Arial" w:hAnsi="Arial"/>
+          <w:sz w:val="18"/>
+          <w:highlight w:val="lightGray"/>
           <w:shd w:val="clear" w:color="auto" w:fill="B7B7B7"/>
         </w:rPr>
-        <w:t># Source</w:t>
-      </w:r>
-      <w:r>
-        <w:rPr>
+        <w:t xml:space="preserve"># Source: Chatgot </w:t>
+      </w:r>
+      <w:r>
+        <w:rPr>
+          <w:rFonts w:ascii="Arial" w:eastAsia="Arial" w:hAnsi="Arial"/>
+          <w:sz w:val="18"/>
+          <w:szCs w:val="14"/>
+          <w:highlight w:val="lightGray"/>
           <w:shd w:val="clear" w:color="auto" w:fill="B7B7B7"/>
         </w:rPr>
-        <w:t xml:space="preserve">: </w:t>
-      </w:r>
-      <w:r>
-        <w:rPr>
-          <w:b/>
+        <w:t>(GPT</w:t>
+      </w:r>
+      <w:r>
+        <w:rPr>
+          <w:rFonts w:ascii="Arial" w:eastAsia="Arial" w:hAnsi="Arial" w:cs="Cambria Math"/>
+          <w:sz w:val="18"/>
+          <w:szCs w:val="14"/>
+          <w:highlight w:val="lightGray"/>
           <w:shd w:val="clear" w:color="auto" w:fill="B7B7B7"/>
         </w:rPr>
-        <w:t xml:space="preserve">Chatgot </w:t>
-      </w:r>
-      <w:r>
-        <w:rPr>
-          <w:b/>
-          <w:sz w:val="14"/>
+        <w:t>‑</w:t>
+      </w:r>
+      <w:r>
+        <w:rPr>
+          <w:rFonts w:ascii="Arial" w:eastAsia="Arial" w:hAnsi="Arial"/>
+          <w:sz w:val="18"/>
           <w:szCs w:val="14"/>
-          <w:shd w:val="clear" w:color="auto" w:fill="B7B7B7"/>
-        </w:rPr>
-        <w:t>(GPT</w:t>
-      </w:r>
-      <w:r>
-        <w:rPr>
-          <w:rFonts w:ascii="Cambria Math" w:hAnsi="Cambria Math" w:cs="Cambria Math"/>
-          <w:b/>
-          <w:sz w:val="14"/>
-          <w:szCs w:val="14"/>
-          <w:shd w:val="clear" w:color="auto" w:fill="B7B7B7"/>
-        </w:rPr>
-        <w:t>‑</w:t>
-      </w:r>
-      <w:r>
-        <w:rPr>
-          <w:b/>
-          <w:sz w:val="14"/>
-          <w:szCs w:val="14"/>
+          <w:highlight w:val="lightGray"/>
           <w:shd w:val="clear" w:color="auto" w:fill="B7B7B7"/>
         </w:rPr>
         <w:t>5 Mini) at [8/18/2025]</w:t>
@@ -1034,7 +988,7 @@
           <w:ilvl w:val="0"/>
           <w:numId w:val="5"/>
         </w:numPr>
-        <w:spacing w:before="240"/>
+        <w:spacing w:before="240" w:after="0" w:line="276" w:lineRule="auto"/>
       </w:pPr>
       <w:r>
         <w:rPr>
@@ -1062,6 +1016,7 @@
           <w:ilvl w:val="0"/>
           <w:numId w:val="5"/>
         </w:numPr>
+        <w:spacing w:after="0" w:line="276" w:lineRule="auto"/>
       </w:pPr>
       <w:r>
         <w:rPr>
@@ -1095,7 +1050,7 @@
           <w:ilvl w:val="0"/>
           <w:numId w:val="5"/>
         </w:numPr>
-        <w:spacing w:after="240"/>
+        <w:spacing w:after="240" w:line="276" w:lineRule="auto"/>
         <w:rPr>
           <w:rFonts w:ascii="Roboto Mono" w:eastAsia="Roboto Mono" w:hAnsi="Roboto Mono" w:cs="Roboto Mono"/>
         </w:rPr>
@@ -1115,7 +1070,7 @@
     </w:p>
     <w:p>
       <w:r>
-        <w:pict w14:anchorId="48C286E3">
+        <w:pict w14:anchorId="1AEC7E44">
           <v:rect id="_x0000_i1030" style="width:0;height:1.5pt" o:hralign="center" o:hrstd="t" o:hr="t" fillcolor="#a0a0a0" stroked="f"/>
         </w:pict>
       </w:r>
@@ -1208,18 +1163,19 @@
     </w:p>
     <w:p>
       <w:r>
-        <w:pict w14:anchorId="69BD9AC3">
+        <w:pict w14:anchorId="7DB4C659">
           <v:rect id="_x0000_i1031" style="width:0;height:1.5pt" o:hralign="center" o:hrstd="t" o:hr="t" fillcolor="#a0a0a0" stroked="f"/>
         </w:pict>
       </w:r>
     </w:p>
+    <w:p/>
     <w:p/>
     <w:p/>
     <w:sectPr>
       <w:pgSz w:w="12240" w:h="15840"/>
       <w:pgMar w:top="1440" w:right="1440" w:bottom="1440" w:left="1440" w:header="720" w:footer="720" w:gutter="0"/>
-      <w:pgNumType w:start="1"/>
       <w:cols w:space="720"/>
+      <w:docGrid w:linePitch="360"/>
     </w:sectPr>
   </w:body>
 </w:document>
@@ -2210,18 +2166,6 @@
   <w:style w:type="paragraph" w:default="1" w:styleId="Normal">
     <w:name w:val="Normal"/>
     <w:qFormat/>
-    <w:rsid w:val="0054462C"/>
-    <w:pPr>
-      <w:spacing w:after="0" w:line="276" w:lineRule="auto"/>
-    </w:pPr>
-    <w:rPr>
-      <w:rFonts w:ascii="Arial" w:eastAsia="Arial" w:hAnsi="Arial" w:cs="Arial"/>
-      <w:kern w:val="0"/>
-      <w:sz w:val="22"/>
-      <w:szCs w:val="22"/>
-      <w:lang w:val="en"/>
-      <w14:ligatures w14:val="none"/>
-    </w:rPr>
   </w:style>
   <w:style w:type="paragraph" w:styleId="Heading1">
     <w:name w:val="heading 1"/>
@@ -2230,7 +2174,7 @@
     <w:link w:val="Heading1Char"/>
     <w:uiPriority w:val="9"/>
     <w:qFormat/>
-    <w:rsid w:val="00560B78"/>
+    <w:rsid w:val="009F24E1"/>
     <w:pPr>
       <w:keepNext/>
       <w:keepLines/>
@@ -2252,7 +2196,7 @@
     <w:uiPriority w:val="9"/>
     <w:unhideWhenUsed/>
     <w:qFormat/>
-    <w:rsid w:val="00560B78"/>
+    <w:rsid w:val="009F24E1"/>
     <w:pPr>
       <w:keepNext/>
       <w:keepLines/>
@@ -2275,7 +2219,7 @@
     <w:semiHidden/>
     <w:unhideWhenUsed/>
     <w:qFormat/>
-    <w:rsid w:val="00560B78"/>
+    <w:rsid w:val="009F24E1"/>
     <w:pPr>
       <w:keepNext/>
       <w:keepLines/>
@@ -2298,7 +2242,7 @@
     <w:semiHidden/>
     <w:unhideWhenUsed/>
     <w:qFormat/>
-    <w:rsid w:val="00560B78"/>
+    <w:rsid w:val="009F24E1"/>
     <w:pPr>
       <w:keepNext/>
       <w:keepLines/>
@@ -2321,7 +2265,7 @@
     <w:semiHidden/>
     <w:unhideWhenUsed/>
     <w:qFormat/>
-    <w:rsid w:val="00560B78"/>
+    <w:rsid w:val="009F24E1"/>
     <w:pPr>
       <w:keepNext/>
       <w:keepLines/>
@@ -2342,11 +2286,11 @@
     <w:semiHidden/>
     <w:unhideWhenUsed/>
     <w:qFormat/>
-    <w:rsid w:val="00560B78"/>
+    <w:rsid w:val="009F24E1"/>
     <w:pPr>
       <w:keepNext/>
       <w:keepLines/>
-      <w:spacing w:before="40"/>
+      <w:spacing w:before="40" w:after="0"/>
       <w:outlineLvl w:val="5"/>
     </w:pPr>
     <w:rPr>
@@ -2365,11 +2309,11 @@
     <w:semiHidden/>
     <w:unhideWhenUsed/>
     <w:qFormat/>
-    <w:rsid w:val="00560B78"/>
+    <w:rsid w:val="009F24E1"/>
     <w:pPr>
       <w:keepNext/>
       <w:keepLines/>
-      <w:spacing w:before="40"/>
+      <w:spacing w:before="40" w:after="0"/>
       <w:outlineLvl w:val="6"/>
     </w:pPr>
     <w:rPr>
@@ -2386,10 +2330,11 @@
     <w:semiHidden/>
     <w:unhideWhenUsed/>
     <w:qFormat/>
-    <w:rsid w:val="00560B78"/>
+    <w:rsid w:val="009F24E1"/>
     <w:pPr>
       <w:keepNext/>
       <w:keepLines/>
+      <w:spacing w:after="0"/>
       <w:outlineLvl w:val="7"/>
     </w:pPr>
     <w:rPr>
@@ -2408,10 +2353,11 @@
     <w:semiHidden/>
     <w:unhideWhenUsed/>
     <w:qFormat/>
-    <w:rsid w:val="00560B78"/>
+    <w:rsid w:val="009F24E1"/>
     <w:pPr>
       <w:keepNext/>
       <w:keepLines/>
+      <w:spacing w:after="0"/>
       <w:outlineLvl w:val="8"/>
     </w:pPr>
     <w:rPr>
@@ -2451,7 +2397,7 @@
     <w:basedOn w:val="DefaultParagraphFont"/>
     <w:link w:val="Heading1"/>
     <w:uiPriority w:val="9"/>
-    <w:rsid w:val="00560B78"/>
+    <w:rsid w:val="009F24E1"/>
     <w:rPr>
       <w:rFonts w:asciiTheme="majorHAnsi" w:eastAsiaTheme="majorEastAsia" w:hAnsiTheme="majorHAnsi" w:cstheme="majorBidi"/>
       <w:color w:val="2F5496" w:themeColor="accent1" w:themeShade="BF"/>
@@ -2464,7 +2410,7 @@
     <w:basedOn w:val="DefaultParagraphFont"/>
     <w:link w:val="Heading2"/>
     <w:uiPriority w:val="9"/>
-    <w:rsid w:val="00560B78"/>
+    <w:rsid w:val="009F24E1"/>
     <w:rPr>
       <w:rFonts w:asciiTheme="majorHAnsi" w:eastAsiaTheme="majorEastAsia" w:hAnsiTheme="majorHAnsi" w:cstheme="majorBidi"/>
       <w:color w:val="2F5496" w:themeColor="accent1" w:themeShade="BF"/>
@@ -2478,7 +2424,7 @@
     <w:link w:val="Heading3"/>
     <w:uiPriority w:val="9"/>
     <w:semiHidden/>
-    <w:rsid w:val="00560B78"/>
+    <w:rsid w:val="009F24E1"/>
     <w:rPr>
       <w:rFonts w:eastAsiaTheme="majorEastAsia" w:cstheme="majorBidi"/>
       <w:color w:val="2F5496" w:themeColor="accent1" w:themeShade="BF"/>
@@ -2492,7 +2438,7 @@
     <w:link w:val="Heading4"/>
     <w:uiPriority w:val="9"/>
     <w:semiHidden/>
-    <w:rsid w:val="00560B78"/>
+    <w:rsid w:val="009F24E1"/>
     <w:rPr>
       <w:rFonts w:eastAsiaTheme="majorEastAsia" w:cstheme="majorBidi"/>
       <w:i/>
@@ -2506,7 +2452,7 @@
     <w:link w:val="Heading5"/>
     <w:uiPriority w:val="9"/>
     <w:semiHidden/>
-    <w:rsid w:val="00560B78"/>
+    <w:rsid w:val="009F24E1"/>
     <w:rPr>
       <w:rFonts w:eastAsiaTheme="majorEastAsia" w:cstheme="majorBidi"/>
       <w:color w:val="2F5496" w:themeColor="accent1" w:themeShade="BF"/>
@@ -2518,7 +2464,7 @@
     <w:link w:val="Heading6"/>
     <w:uiPriority w:val="9"/>
     <w:semiHidden/>
-    <w:rsid w:val="00560B78"/>
+    <w:rsid w:val="009F24E1"/>
     <w:rPr>
       <w:rFonts w:eastAsiaTheme="majorEastAsia" w:cstheme="majorBidi"/>
       <w:i/>
@@ -2532,7 +2478,7 @@
     <w:link w:val="Heading7"/>
     <w:uiPriority w:val="9"/>
     <w:semiHidden/>
-    <w:rsid w:val="00560B78"/>
+    <w:rsid w:val="009F24E1"/>
     <w:rPr>
       <w:rFonts w:eastAsiaTheme="majorEastAsia" w:cstheme="majorBidi"/>
       <w:color w:val="595959" w:themeColor="text1" w:themeTint="A6"/>
@@ -2544,7 +2490,7 @@
     <w:link w:val="Heading8"/>
     <w:uiPriority w:val="9"/>
     <w:semiHidden/>
-    <w:rsid w:val="00560B78"/>
+    <w:rsid w:val="009F24E1"/>
     <w:rPr>
       <w:rFonts w:eastAsiaTheme="majorEastAsia" w:cstheme="majorBidi"/>
       <w:i/>
@@ -2558,7 +2504,7 @@
     <w:link w:val="Heading9"/>
     <w:uiPriority w:val="9"/>
     <w:semiHidden/>
-    <w:rsid w:val="00560B78"/>
+    <w:rsid w:val="009F24E1"/>
     <w:rPr>
       <w:rFonts w:eastAsiaTheme="majorEastAsia" w:cstheme="majorBidi"/>
       <w:color w:val="272727" w:themeColor="text1" w:themeTint="D8"/>
@@ -2571,7 +2517,7 @@
     <w:link w:val="TitleChar"/>
     <w:uiPriority w:val="10"/>
     <w:qFormat/>
-    <w:rsid w:val="00560B78"/>
+    <w:rsid w:val="009F24E1"/>
     <w:pPr>
       <w:spacing w:after="80" w:line="240" w:lineRule="auto"/>
       <w:contextualSpacing/>
@@ -2589,7 +2535,7 @@
     <w:basedOn w:val="DefaultParagraphFont"/>
     <w:link w:val="Title"/>
     <w:uiPriority w:val="10"/>
-    <w:rsid w:val="00560B78"/>
+    <w:rsid w:val="009F24E1"/>
     <w:rPr>
       <w:rFonts w:asciiTheme="majorHAnsi" w:eastAsiaTheme="majorEastAsia" w:hAnsiTheme="majorHAnsi" w:cstheme="majorBidi"/>
       <w:spacing w:val="-10"/>
@@ -2605,7 +2551,7 @@
     <w:link w:val="SubtitleChar"/>
     <w:uiPriority w:val="11"/>
     <w:qFormat/>
-    <w:rsid w:val="00560B78"/>
+    <w:rsid w:val="009F24E1"/>
     <w:pPr>
       <w:numPr>
         <w:ilvl w:val="1"/>
@@ -2624,7 +2570,7 @@
     <w:basedOn w:val="DefaultParagraphFont"/>
     <w:link w:val="Subtitle"/>
     <w:uiPriority w:val="11"/>
-    <w:rsid w:val="00560B78"/>
+    <w:rsid w:val="009F24E1"/>
     <w:rPr>
       <w:rFonts w:eastAsiaTheme="majorEastAsia" w:cstheme="majorBidi"/>
       <w:color w:val="595959" w:themeColor="text1" w:themeTint="A6"/>
@@ -2640,7 +2586,7 @@
     <w:link w:val="QuoteChar"/>
     <w:uiPriority w:val="29"/>
     <w:qFormat/>
-    <w:rsid w:val="00560B78"/>
+    <w:rsid w:val="009F24E1"/>
     <w:pPr>
       <w:spacing w:before="160"/>
       <w:jc w:val="center"/>
@@ -2656,7 +2602,7 @@
     <w:basedOn w:val="DefaultParagraphFont"/>
     <w:link w:val="Quote"/>
     <w:uiPriority w:val="29"/>
-    <w:rsid w:val="00560B78"/>
+    <w:rsid w:val="009F24E1"/>
     <w:rPr>
       <w:i/>
       <w:iCs/>
@@ -2668,7 +2614,7 @@
     <w:basedOn w:val="Normal"/>
     <w:uiPriority w:val="34"/>
     <w:qFormat/>
-    <w:rsid w:val="00560B78"/>
+    <w:rsid w:val="009F24E1"/>
     <w:pPr>
       <w:ind w:left="720"/>
       <w:contextualSpacing/>
@@ -2679,7 +2625,7 @@
     <w:basedOn w:val="DefaultParagraphFont"/>
     <w:uiPriority w:val="21"/>
     <w:qFormat/>
-    <w:rsid w:val="00560B78"/>
+    <w:rsid w:val="009F24E1"/>
     <w:rPr>
       <w:i/>
       <w:iCs/>
@@ -2693,7 +2639,7 @@
     <w:link w:val="IntenseQuoteChar"/>
     <w:uiPriority w:val="30"/>
     <w:qFormat/>
-    <w:rsid w:val="00560B78"/>
+    <w:rsid w:val="009F24E1"/>
     <w:pPr>
       <w:pBdr>
         <w:top w:val="single" w:sz="4" w:space="10" w:color="2F5496" w:themeColor="accent1" w:themeShade="BF"/>
@@ -2714,7 +2660,7 @@
     <w:basedOn w:val="DefaultParagraphFont"/>
     <w:link w:val="IntenseQuote"/>
     <w:uiPriority w:val="30"/>
-    <w:rsid w:val="00560B78"/>
+    <w:rsid w:val="009F24E1"/>
     <w:rPr>
       <w:i/>
       <w:iCs/>
@@ -2726,7 +2672,7 @@
     <w:basedOn w:val="DefaultParagraphFont"/>
     <w:uiPriority w:val="32"/>
     <w:qFormat/>
-    <w:rsid w:val="00560B78"/>
+    <w:rsid w:val="009F24E1"/>
     <w:rPr>
       <w:b/>
       <w:bCs/>
